--- a/tai-lieu-noi-bo/moscow/muzeon.docx
+++ b/tai-lieu-noi-bo/moscow/muzeon.docx
@@ -327,6 +327,81 @@
       </w:pPr>
       <w:r>
         <w:t>Muzeon còn quy tụ nhiều kiệt tác khác của các bậc thầy điêu khắc Xô Viết: những sáng tác hoành tráng của Yevgeny Vuchetich — người từng thiết kế Đài tưởng niệm Chiến tranh Xô Viết tại công viên Treptow (Berlin); tác phẩm «Chúng tôi đòi hoà bình!» (1950) của nữ điêu khắc gia lừng danh Vera Mukhina — tác giả bức «Công nhân và Nữ nông trang viên» huyền thoại. Rải rác khắp công viên còn có vô số tượng bán thân Lenin không còn bệ đỡ, đứng lặng lẽ giữa cỏ cây như bị lãng quên — hình ảnh ám ảnh nhất về sự sụp đổ của một hệ tư tưởng từng chi phối cả một đế chế rộng lớn. Bên cạnh mảng di sản Xô Viết, khu vực Dãy Chân dung với tượng các văn nghệ sĩ, nhà khoa học Nga, cùng khu điêu khắc đá trắng đương đại, mang đến sự cân bằng cần thiết cho một hành trình tham quan không quá nặng nề.</w:t>
+      </w:r>
+    </w:p>
+    <w:p>
+      <w:pPr>
+        <w:pStyle w:val="Heading1"/>
+      </w:pPr>
+      <w:r>
+        <w:rPr>
+          <w:color w:val="152C4E"/>
+        </w:rPr>
+        <w:t>Điểm mặt từng tác phẩm — đi bộ theo cụm tượng</w:t>
+      </w:r>
+    </w:p>
+    <w:p>
+      <w:pPr>
+        <w:jc w:val="both"/>
+      </w:pPr>
+      <w:r>
+        <w:t>Muzeon không có lối tham quan bắt buộc, nhưng để 'đọc' công viên như một câu chuyện thay vì đi lướt, nên dừng lại ở từng cụm tượng theo trình tự dưới đây. Với mỗi tác phẩm, tài liệu ghi kèm tên tiếng Nga/Anh, tác giả, niên đại và một gợi ý cách kể cho khách Việt.</w:t>
+      </w:r>
+    </w:p>
+    <w:p>
+      <w:pPr>
+        <w:jc w:val="both"/>
+      </w:pPr>
+      <w:r>
+        <w:t>Tượng Felix Dzerzhinsky (Феликс Дзержинский) — 'hiện vật số 1' của công viên: tượng đồng do nhà điêu khắc Yevgeny Vuchetich thực hiện, khánh thành cuối năm 1958, cao gần 6 mét, nặng khoảng 10 tấn, biệt danh 'Felix Sắt Đá' (Железный Феликс). Vốn sừng sững trước trụ sở KGB ở quảng trường Lubyanka, tượng bị cần cẩu hạ xuống và chở về đây trong đêm 22 rạng ngày 23/8/1991. Cách kể: đây là bức tượng biểu tượng cho khoảnh khắc quyền lực Xô-viết lung lay và sụp đổ.</w:t>
+      </w:r>
+    </w:p>
+    <w:p>
+      <w:pPr>
+        <w:jc w:val="both"/>
+      </w:pPr>
+      <w:r>
+        <w:t>Tượng Joseph Stalin bằng đá granit hồng — hiện vật gây ám ảnh nhất: khuôn mặt bị đám đông đập vỡ bằng búa năm 1991, phần mũi gần như biến mất. Điều đặc biệt là công viên CỐ TÌNH không phục chế, giữ nguyên vết thương như một chứng tích sống động về cơn phẫn nộ của quần chúng. Cách kể: hãy để khách tự đối diện với 'gương mặt vỡ' này trước khi bước sang tác phẩm kế bên.</w:t>
+      </w:r>
+    </w:p>
+    <w:p>
+      <w:pPr>
+        <w:jc w:val="both"/>
+      </w:pPr>
+      <w:r>
+        <w:t>Đài tưởng niệm 'Nạn nhân của chế độ toàn trị' (Жертвам тоталитарного режима) của nhà điêu khắc Yevgeny Chubarov — một tổ hợp khoảng 282 chiếc đầu người bằng đá bị nhốt sau song sắt, gợi trực tiếp tới hệ thống trại cải tạo Gulag. Chubarov tặng tác phẩm với một điều kiện duy nhất: phải đặt ngay cạnh tượng Stalin. Cách kể: cặp 'thủ phạm – nạn nhân' đặt sát nhau này chính là cao trào cảm xúc và đạo đức của cả chuyến tham quan.</w:t>
+      </w:r>
+    </w:p>
+    <w:p>
+      <w:pPr>
+        <w:jc w:val="both"/>
+      </w:pPr>
+      <w:r>
+        <w:t>Các lãnh tụ bị hạ bệ khác: rải rác trong công viên còn có tượng Mikhail Kalinin, tượng Yakov Sverdlov và vô số tượng bán thân Lenin không còn bệ đỡ, đứng lặng lẽ giữa cỏ cây. Cách kể: có thể ví khu này như một 'nghĩa địa của thần tượng' — nơi những gương mặt từng phủ khắp đường phố Liên Xô nay xếp hàng trong im lặng.</w:t>
+      </w:r>
+    </w:p>
+    <w:p>
+      <w:pPr>
+        <w:jc w:val="both"/>
+      </w:pPr>
+      <w:r>
+        <w:t>Mảng điêu khắc kinh điển ngoài chủ đề chính trị: tác phẩm 'Chúng tôi đòi hoà bình!' (Требуем мира!, 1950) của nữ điêu khắc gia Vera Mukhina — người tạo nên bức 'Công nhân và Nữ nông trang viên' huyền thoại; cùng những sáng tác hoành tráng của chính Yevgeny Vuchetich, tác giả Đài tưởng niệm Chiến sĩ Xô-viết ở công viên Treptow (Berlin). Đây là dịp để giới thiệu các tên tuổi lớn của điêu khắc hiện thực xã hội chủ nghĩa.</w:t>
+      </w:r>
+    </w:p>
+    <w:p>
+      <w:pPr>
+        <w:jc w:val="both"/>
+      </w:pPr>
+      <w:r>
+        <w:t>Dãy Chân dung (Аллея портретов) và khu điêu khắc đá trắng đương đại: những tượng bán thân văn nghệ sĩ, nhà khoa học Nga, cùng loạt tác phẩm đá trắng ra đời từ các kỳ liên hoan điêu khắc quốc tế tổ chức tại đây từ đầu những năm 2000, và khu Vườn Phương Đông mang hơi hướng châu Á. Cách kể: đây là mảng 'giải nhiệt' nhẹ nhàng, cân bằng lại phần lịch sử nặng nề phía trước.</w:t>
+      </w:r>
+    </w:p>
+    <w:p>
+      <w:pPr>
+        <w:jc w:val="both"/>
+      </w:pPr>
+      <w:r>
+        <w:t>Vài cột mốc để chốt câu chuyện: công viên chính thức thành lập theo sắc lệnh của Thị trưởng Yury Luzhkov ngày 22/1/1992; nay sở hữu hơn 1.000 tác phẩm điêu khắc trải trên khoảng 23 héc-ta; kè Krymskaya được văn phòng Wowhaus (Dmitry Likin, Oleg Shapiro) cải tạo năm 2013; và từ năm 2015 Muzeon sáp nhập vào hệ thống Công viên Gorky. Toàn bộ mở cửa tự do, miễn phí — một 'bảo tàng không mái che' đúng nghĩa.</w:t>
       </w:r>
     </w:p>
     <w:p>
@@ -871,11 +946,29 @@
     <w:p>
       <w:r>
         <w:rPr>
+          <w:color w:val="5C6773"/>
+          <w:sz w:val="20"/>
+        </w:rPr>
+        <w:t>Wikipedia (EN) 'Muzeon Park of Arts' — thành lập theo sắc lệnh 22/1/1992; tượng Dzerzhinsky (Vuchetich) dời khỏi Lubyanka 22/8/1991; tượng Stalin đá granit hồng bị đập mặt; đài 'Жертвам тоталитарного режима' của Chubarov (~282 đầu người); &gt;1.000 tác phẩm; cải tạo kè Krymskaya của Wowhaus (Likin, Shapiro) 2013; sáp nhập Công viên Gorky 2015; truy cập 9/2026.</w:t>
+      </w:r>
+    </w:p>
+    <w:p>
+      <w:r>
+        <w:rPr>
+          <w:color w:val="5C6773"/>
+          <w:sz w:val="20"/>
+        </w:rPr>
+        <w:t>Wikipedia (EN) 'Monument to Felix Dzerzhinsky, Moscow' — tác giả Yevgeny Vuchetich, khánh thành 1958; tháo dỡ đêm 22–23/8/1991; truy cập 9/2026.</w:t>
+      </w:r>
+    </w:p>
+    <w:p>
+      <w:r>
+        <w:rPr>
           <w:i/>
           <w:color w:val="5C6773"/>
           <w:sz w:val="18"/>
         </w:rPr>
-        <w:t>Tài liệu nội bộ — không dùng cho mục đích public. Biên soạn nguyên gốc, có dẫn nguồn. Cập nhật 2026-08-11.</w:t>
+        <w:t>Tài liệu nội bộ — không dùng cho mục đích public. Biên soạn nguyên gốc, có dẫn nguồn. Cập nhật 2026-09-28.</w:t>
       </w:r>
     </w:p>
     <w:sectPr>
